--- a/docs/syllabus.docx
+++ b/docs/syllabus.docx
@@ -10,7 +10,7 @@
         <w:t xml:space="preserve">Syllabus</w:t>
       </w:r>
     </w:p>
-    <w:bookmarkStart w:id="43" w:name="math-201-elementary-statistics"/>
+    <w:bookmarkStart w:id="42" w:name="math-201-elementary-statistics"/>
     <w:p>
       <w:pPr>
         <w:pStyle w:val="Heading2"/>
@@ -383,11 +383,20 @@
         <w:t xml:space="preserve">Course Grading</w:t>
       </w:r>
     </w:p>
+    <w:p>
+      <w:pPr>
+        <w:pStyle w:val="TableCaption"/>
+      </w:pPr>
+      <w:r>
+        <w:t xml:space="preserve">Course Grading</w:t>
+      </w:r>
+    </w:p>
     <w:tbl>
       <w:tblPr>
         <w:tblStyle w:val="Table"/>
         <w:tblW w:type="auto" w:w="0"/>
         <w:tblLook w:firstRow="1" w:lastRow="0" w:firstColumn="0" w:lastColumn="0" w:noHBand="0" w:noVBand="0" w:val="0020"/>
+        <w:tblCaption w:val="Course Grading"/>
       </w:tblPr>
       <w:tblGrid>
         <w:gridCol w:w="3960"/>
@@ -613,12 +622,27 @@
         <w:t xml:space="preserve">At the end of the quarter, course grades will be assigned according to the following scale:</w:t>
       </w:r>
     </w:p>
+    <w:p>
+      <w:pPr>
+        <w:pStyle w:val="TableCaption"/>
+      </w:pPr>
+      <w:r>
+        <w:t xml:space="preserve">Grade Scheme</w:t>
+      </w:r>
+      <w:r>
+        <w:t xml:space="preserve"> </w:t>
+      </w:r>
+      <w:r>
+        <w:t xml:space="preserve">### Class Attendance</w:t>
+      </w:r>
+    </w:p>
     <w:tbl>
       <w:tblPr>
         <w:tblStyle w:val="Table"/>
         <w:tblW w:type="pct" w:w="5000"/>
         <w:tblLayout w:type="fixed"/>
         <w:tblLook w:firstRow="0" w:lastRow="0" w:firstColumn="0" w:lastColumn="0" w:noHBand="0" w:noVBand="0" w:val="0000"/>
+        <w:tblCaption w:val="Grade Scheme ### Class Attendance"/>
       </w:tblPr>
       <w:tblGrid>
         <w:gridCol w:w="734"/>
@@ -1035,14 +1059,22 @@
         </w:tc>
       </w:tr>
     </w:tbl>
+    <w:p>
+      <w:pPr>
+        <w:pStyle w:val="BodyText"/>
+      </w:pPr>
+      <w:r>
+        <w:t xml:space="preserve">Students are expected to attend in-person to class to learn the material.</w:t>
+      </w:r>
+    </w:p>
     <w:bookmarkEnd w:id="28"/>
-    <w:bookmarkStart w:id="29" w:name="class-attendance"/>
+    <w:bookmarkStart w:id="36" w:name="canvas"/>
     <w:p>
       <w:pPr>
         <w:pStyle w:val="Heading3"/>
       </w:pPr>
       <w:r>
-        <w:t xml:space="preserve">Class Attendance</w:t>
+        <w:t xml:space="preserve">Canvas</w:t>
       </w:r>
     </w:p>
     <w:p>
@@ -1050,17 +1082,34 @@
         <w:pStyle w:val="FirstParagraph"/>
       </w:pPr>
       <w:r>
-        <w:t xml:space="preserve">Students are expected to attend in-person to class to learn the material.</w:t>
+        <w:t xml:space="preserve">Students are expected to check the course Canvas page 3-4 times a week to view assignments, announcements, and other course-related materials.</w:t>
+      </w:r>
+    </w:p>
+    <w:bookmarkStart w:id="29" w:name="discussion-posts"/>
+    <w:p>
+      <w:pPr>
+        <w:pStyle w:val="Heading4"/>
+      </w:pPr>
+      <w:r>
+        <w:t xml:space="preserve">Discussion Posts</w:t>
+      </w:r>
+    </w:p>
+    <w:p>
+      <w:pPr>
+        <w:pStyle w:val="FirstParagraph"/>
+      </w:pPr>
+      <w:r>
+        <w:t xml:space="preserve">Discussion posts are designed to continue the conversation based on the video assignments. Absolutely no late posts will be accepted. Discussion posts will be due every Sunday at 11:59 PM.</w:t>
       </w:r>
     </w:p>
     <w:bookmarkEnd w:id="29"/>
-    <w:bookmarkStart w:id="37" w:name="canvas"/>
-    <w:p>
-      <w:pPr>
-        <w:pStyle w:val="Heading3"/>
-      </w:pPr>
-      <w:r>
-        <w:t xml:space="preserve">Canvas</w:t>
+    <w:bookmarkStart w:id="30" w:name="classwork-assignments"/>
+    <w:p>
+      <w:pPr>
+        <w:pStyle w:val="Heading4"/>
+      </w:pPr>
+      <w:r>
+        <w:t xml:space="preserve">Classwork Assignments</w:t>
       </w:r>
     </w:p>
     <w:p>
@@ -1068,16 +1117,17 @@
         <w:pStyle w:val="FirstParagraph"/>
       </w:pPr>
       <w:r>
-        <w:t xml:space="preserve">Students are expected to check the course Canvas page 3-4 times a week to view assignments, announcements, and other course-related materials.</w:t>
-      </w:r>
-    </w:p>
-    <w:bookmarkStart w:id="30" w:name="discussion-posts"/>
+        <w:t xml:space="preserve">Classwork assignmets are designed to give you an opportunity to practice conceptual topics from the video assignments. The assignments will require you to program in R. The 3 lowest classwork assignments will be dropped. Classwork assignments will be due every Friday at 11:59 PM.</w:t>
+      </w:r>
+    </w:p>
+    <w:bookmarkEnd w:id="30"/>
+    <w:bookmarkStart w:id="31" w:name="video-assignments"/>
     <w:p>
       <w:pPr>
         <w:pStyle w:val="Heading4"/>
       </w:pPr>
       <w:r>
-        <w:t xml:space="preserve">Discussion Posts</w:t>
+        <w:t xml:space="preserve">Video Assignments</w:t>
       </w:r>
     </w:p>
     <w:p>
@@ -1085,17 +1135,17 @@
         <w:pStyle w:val="FirstParagraph"/>
       </w:pPr>
       <w:r>
-        <w:t xml:space="preserve">Discussion posts are designed to continue the conversation based on the video assignments. Absolutely no late posts will be accepted. Discussion posts will be due every Sunday at 11:59 PM.</w:t>
-      </w:r>
-    </w:p>
-    <w:bookmarkEnd w:id="30"/>
-    <w:bookmarkStart w:id="31" w:name="classwork-assignments"/>
+        <w:t xml:space="preserve">Videos are used to teach statistical concepts related to the course. Students are expected to watch at least one video a week. The videos are implemented using VoiceThreads. The 3 lowest video assignments will be dropped. Video assignments will be due every Sunday at 11:59 PM.</w:t>
+      </w:r>
+    </w:p>
+    <w:bookmarkEnd w:id="31"/>
+    <w:bookmarkStart w:id="32" w:name="notebook-assignments"/>
     <w:p>
       <w:pPr>
         <w:pStyle w:val="Heading4"/>
       </w:pPr>
       <w:r>
-        <w:t xml:space="preserve">Classwork Assignments</w:t>
+        <w:t xml:space="preserve">Notebook Assignments</w:t>
       </w:r>
     </w:p>
     <w:p>
@@ -1103,47 +1153,11 @@
         <w:pStyle w:val="FirstParagraph"/>
       </w:pPr>
       <w:r>
-        <w:t xml:space="preserve">Classwork assignmets are designed to give you an opportunity to practice conceptual topics from the video assignments. The assignments will require you to program in R. The 3 lowest classwork assignments will be dropped. Classwork assignments will be due every Friday at 11:59 PM.</w:t>
-      </w:r>
-    </w:p>
-    <w:bookmarkEnd w:id="31"/>
-    <w:bookmarkStart w:id="32" w:name="video-assignments"/>
-    <w:p>
-      <w:pPr>
-        <w:pStyle w:val="Heading4"/>
-      </w:pPr>
-      <w:r>
-        <w:t xml:space="preserve">Video Assignments</w:t>
-      </w:r>
-    </w:p>
-    <w:p>
-      <w:pPr>
-        <w:pStyle w:val="FirstParagraph"/>
-      </w:pPr>
-      <w:r>
-        <w:t xml:space="preserve">Videos are used to teach statistical concepts related to the course. Students are expected to watch at least one video a week. The videos are implemented using VoiceThreads. The 3 lowest video assignments will be dropped. Video assignments will be due every Sunday at 11:59 PM.</w:t>
+        <w:t xml:space="preserve">Notebook assignments are designed to expand your statistical knowledge. These will be completed in Google Colab which can be accessed from Canvas. There is one notebook assignments every week that you can be completed during class time. Notebook assignments will be due on Sunday at 11:59 PM every week. The 3 lowest notebook assignments will be dropped.</w:t>
       </w:r>
     </w:p>
     <w:bookmarkEnd w:id="32"/>
-    <w:bookmarkStart w:id="33" w:name="notebook-assignments"/>
-    <w:p>
-      <w:pPr>
-        <w:pStyle w:val="Heading4"/>
-      </w:pPr>
-      <w:r>
-        <w:t xml:space="preserve">Notebook Assignments</w:t>
-      </w:r>
-    </w:p>
-    <w:p>
-      <w:pPr>
-        <w:pStyle w:val="FirstParagraph"/>
-      </w:pPr>
-      <w:r>
-        <w:t xml:space="preserve">Notebook assignments are designed to expand your statistical knowledge. These will be completed in Google Colab which can be accessed from Canvas. There is one notebook assignments every week that you can be completed during class time. Notebook assignments will be due on Sunday at 11:59 PM every week. The 3 lowest notebook assignments will be dropped.</w:t>
-      </w:r>
-    </w:p>
-    <w:bookmarkEnd w:id="33"/>
-    <w:bookmarkStart w:id="34" w:name="exams"/>
+    <w:bookmarkStart w:id="33" w:name="exams"/>
     <w:p>
       <w:pPr>
         <w:pStyle w:val="Heading4"/>
@@ -1176,8 +1190,8 @@
         <w:t xml:space="preserve">While the exams are not considered cumulative, the material builds on each other. Developing a strong understanding of the material through out the course is important for your success. At the end of the semester, your lowest exam grade will be replaced by your median average of all 3 exam grades. This course will operate under a zero-tolerance policy. Talking during the time of the exam, sharing materials, looking at another students’ exam, or not following directions given will be subject to the University’s academic integrity policy.</w:t>
       </w:r>
     </w:p>
-    <w:bookmarkEnd w:id="34"/>
-    <w:bookmarkStart w:id="36" w:name="extra-credit"/>
+    <w:bookmarkEnd w:id="33"/>
+    <w:bookmarkStart w:id="35" w:name="extra-credit"/>
     <w:p>
       <w:pPr>
         <w:pStyle w:val="Heading4"/>
@@ -1212,7 +1226,7 @@
       <w:r>
         <w:t xml:space="preserve"> </w:t>
       </w:r>
-      <w:hyperlink r:id="rId35">
+      <w:hyperlink r:id="rId34">
         <w:r>
           <w:rPr>
             <w:rStyle w:val="Hyperlink"/>
@@ -1224,9 +1238,9 @@
         <w:t xml:space="preserve">.</w:t>
       </w:r>
     </w:p>
+    <w:bookmarkEnd w:id="35"/>
     <w:bookmarkEnd w:id="36"/>
-    <w:bookmarkEnd w:id="37"/>
-    <w:bookmarkStart w:id="38" w:name="class-schedule"/>
+    <w:bookmarkStart w:id="37" w:name="class-schedule"/>
     <w:p>
       <w:pPr>
         <w:pStyle w:val="Heading3"/>
@@ -1241,6 +1255,14 @@
       </w:pPr>
       <w:r>
         <w:t xml:space="preserve">The following outline may be subject to change. Any changes will be announced in class.</w:t>
+      </w:r>
+    </w:p>
+    <w:p>
+      <w:pPr>
+        <w:pStyle w:val="TableCaption"/>
+      </w:pPr>
+      <w:r>
+        <w:t xml:space="preserve">Class Schedule</w:t>
       </w:r>
     </w:p>
     <w:tbl>
@@ -1249,6 +1271,7 @@
         <w:tblW w:type="pct" w:w="5000"/>
         <w:tblLayout w:type="fixed"/>
         <w:tblLook w:firstRow="1" w:lastRow="0" w:firstColumn="0" w:lastColumn="0" w:noHBand="0" w:noVBand="0" w:val="0020"/>
+        <w:tblCaption w:val="Class Schedule"/>
       </w:tblPr>
       <w:tblGrid>
         <w:gridCol w:w="827"/>
@@ -2327,8 +2350,8 @@
         </w:tc>
       </w:tr>
     </w:tbl>
-    <w:bookmarkEnd w:id="38"/>
-    <w:bookmarkStart w:id="42" w:name="Xb1dd24ada5f61b42223dbac6a2f93cb14d32633"/>
+    <w:bookmarkEnd w:id="37"/>
+    <w:bookmarkStart w:id="41" w:name="Xb1dd24ada5f61b42223dbac6a2f93cb14d32633"/>
     <w:p>
       <w:pPr>
         <w:pStyle w:val="Heading3"/>
@@ -2345,7 +2368,7 @@
         <w:t xml:space="preserve">The use of generative artificial intelligence (AI) in an ethical manner is permitted for this course.</w:t>
       </w:r>
     </w:p>
-    <w:bookmarkStart w:id="39" w:name="permitted-uses"/>
+    <w:bookmarkStart w:id="38" w:name="permitted-uses"/>
     <w:p>
       <w:pPr>
         <w:pStyle w:val="Heading4"/>
@@ -2406,8 +2429,8 @@
         <w:t xml:space="preserve">Identifying keywords or phrasing to match professional goals</w:t>
       </w:r>
     </w:p>
-    <w:bookmarkEnd w:id="39"/>
-    <w:bookmarkStart w:id="41" w:name="prohibited-uses"/>
+    <w:bookmarkEnd w:id="38"/>
+    <w:bookmarkStart w:id="40" w:name="prohibited-uses"/>
     <w:p>
       <w:pPr>
         <w:pStyle w:val="Heading4"/>
@@ -2483,7 +2506,7 @@
         </w:rPr>
         <w:t xml:space="preserve"> </w:t>
       </w:r>
-      <w:hyperlink r:id="rId40">
+      <w:hyperlink r:id="rId39">
         <w:r>
           <w:rPr>
             <w:rStyle w:val="Hyperlink"/>
@@ -2501,10 +2524,10 @@
         <w:t xml:space="preserve">-approved services.</w:t>
       </w:r>
     </w:p>
+    <w:bookmarkEnd w:id="40"/>
     <w:bookmarkEnd w:id="41"/>
     <w:bookmarkEnd w:id="42"/>
-    <w:bookmarkEnd w:id="43"/>
-    <w:bookmarkStart w:id="51" w:name="university-policies"/>
+    <w:bookmarkStart w:id="50" w:name="university-policies"/>
     <w:p>
       <w:pPr>
         <w:pStyle w:val="Heading2"/>
@@ -2513,7 +2536,7 @@
         <w:t xml:space="preserve">University Policies</w:t>
       </w:r>
     </w:p>
-    <w:bookmarkStart w:id="45" w:name="syllabus-policies-and-assistance"/>
+    <w:bookmarkStart w:id="44" w:name="syllabus-policies-and-assistance"/>
     <w:p>
       <w:pPr>
         <w:pStyle w:val="Heading3"/>
@@ -2532,7 +2555,7 @@
       <w:r>
         <w:t xml:space="preserve"> </w:t>
       </w:r>
-      <w:hyperlink r:id="rId44">
+      <w:hyperlink r:id="rId43">
         <w:r>
           <w:rPr>
             <w:rStyle w:val="Hyperlink"/>
@@ -2547,14 +2570,32 @@
         <w:t xml:space="preserve">provides important details about academic policies, campus expectations, and student support services that are all highly applicable to your success as a student both in and outside of the classroom. Ensure that you review this site on a regular basis to stay informed about the policies and resources that support your success, as campus resources or policies may change semester to semester.</w:t>
       </w:r>
     </w:p>
+    <w:bookmarkEnd w:id="44"/>
+    <w:bookmarkStart w:id="45" w:name="academic-honesty"/>
+    <w:p>
+      <w:pPr>
+        <w:pStyle w:val="Heading3"/>
+      </w:pPr>
+      <w:r>
+        <w:t xml:space="preserve">Academic Honesty</w:t>
+      </w:r>
+    </w:p>
+    <w:p>
+      <w:pPr>
+        <w:pStyle w:val="FirstParagraph"/>
+      </w:pPr>
+      <w:r>
+        <w:t xml:space="preserve">Conduct yourself with honesty and integrity. Do not submit others’ work as your own. Foassignments and quizzes that allow you to work with a group, only put your name on what the group submits if you genuinely contributed to the work. Work completely independently on exams, using only the materials that are indicated as allowed. Failure to observe academic honesty results in substantial penalties that can include failing the course.</w:t>
+      </w:r>
+    </w:p>
     <w:bookmarkEnd w:id="45"/>
-    <w:bookmarkStart w:id="46" w:name="academic-honesty"/>
+    <w:bookmarkStart w:id="46" w:name="csuci-basic-need"/>
     <w:p>
       <w:pPr>
         <w:pStyle w:val="Heading3"/>
       </w:pPr>
       <w:r>
-        <w:t xml:space="preserve">Academic Honesty</w:t>
+        <w:t xml:space="preserve">CSUCI Basic Need</w:t>
       </w:r>
     </w:p>
     <w:p>
@@ -2562,17 +2603,17 @@
         <w:pStyle w:val="FirstParagraph"/>
       </w:pPr>
       <w:r>
-        <w:t xml:space="preserve">Conduct yourself with honesty and integrity. Do not submit others’ work as your own. Foassignments and quizzes that allow you to work with a group, only put your name on what the group submits if you genuinely contributed to the work. Work completely independently on exams, using only the materials that are indicated as allowed. Failure to observe academic honesty results in substantial penalties that can include failing the course.</w:t>
+        <w:t xml:space="preserve">Please use the link to the Basic Needs Program on the Syllabus Policies and Assistance website (&lt;go.csuci.edu/syllabuspolicies&gt;) for information on emergency food, housing accommodations, toiletries, and connections to critical resources.</w:t>
       </w:r>
     </w:p>
     <w:bookmarkEnd w:id="46"/>
-    <w:bookmarkStart w:id="47" w:name="csuci-basic-need"/>
+    <w:bookmarkStart w:id="48" w:name="csuci-disability-statement"/>
     <w:p>
       <w:pPr>
         <w:pStyle w:val="Heading3"/>
       </w:pPr>
       <w:r>
-        <w:t xml:space="preserve">CSUCI Basic Need</w:t>
+        <w:t xml:space="preserve">CSUCI Disability Statement</w:t>
       </w:r>
     </w:p>
     <w:p>
@@ -2580,30 +2621,12 @@
         <w:pStyle w:val="FirstParagraph"/>
       </w:pPr>
       <w:r>
-        <w:t xml:space="preserve">Please use the link to the Basic Needs Program on the Syllabus Policies and Assistance website (&lt;go.csuci.edu/syllabuspolicies&gt;) for information on emergency food, housing accommodations, toiletries, and connections to critical resources.</w:t>
-      </w:r>
-    </w:p>
-    <w:bookmarkEnd w:id="47"/>
-    <w:bookmarkStart w:id="49" w:name="csuci-disability-statement"/>
-    <w:p>
-      <w:pPr>
-        <w:pStyle w:val="Heading3"/>
-      </w:pPr>
-      <w:r>
-        <w:t xml:space="preserve">CSUCI Disability Statement</w:t>
-      </w:r>
-    </w:p>
-    <w:p>
-      <w:pPr>
-        <w:pStyle w:val="FirstParagraph"/>
-      </w:pPr>
-      <w:r>
         <w:t xml:space="preserve">If you are a student with a disability requesting reasonable accommodations in this course, you need to contact Disability Accommodations and Support Services (DASS) located on the second floor of Arroyo Hall, via email accommodations@csuci.edu or call 805-437-3331. All requests for reasonable accommodations require registration with DASS in advance of need:</w:t>
       </w:r>
       <w:r>
         <w:t xml:space="preserve"> </w:t>
       </w:r>
-      <w:hyperlink r:id="rId48">
+      <w:hyperlink r:id="rId47">
         <w:r>
           <w:rPr>
             <w:rStyle w:val="Hyperlink"/>
@@ -2615,8 +2638,8 @@
         <w:t xml:space="preserve">. Faculty, students and DASS will work together regarding classroom accommodations. You are encouraged to discuss approved.</w:t>
       </w:r>
     </w:p>
-    <w:bookmarkEnd w:id="49"/>
-    <w:bookmarkStart w:id="50" w:name="disruption"/>
+    <w:bookmarkEnd w:id="48"/>
+    <w:bookmarkStart w:id="49" w:name="disruption"/>
     <w:p>
       <w:pPr>
         <w:pStyle w:val="Heading3"/>
@@ -2669,8 +2692,8 @@
         <w:t xml:space="preserve">Contact me as soon as possible to talk about your options. Reasonable accommodations will be provided for a brief absence. With proper documentation, extended accommodations will be provided.</w:t>
       </w:r>
     </w:p>
+    <w:bookmarkEnd w:id="49"/>
     <w:bookmarkEnd w:id="50"/>
-    <w:bookmarkEnd w:id="51"/>
     <w:sectPr>
       <w:footnotePr>
         <w:numRestart w:val="eachSect"/>
